--- a/Vehicle_Forge_Companion_Guide_v7_1.docx
+++ b/Vehicle_Forge_Companion_Guide_v7_1.docx
@@ -46,7 +46,7 @@
           <w:sz w:val="22"/>
           <w:szCs w:val="22"/>
         </w:rPr>
-        <w:t xml:space="preserve">Version 7.1 — DiceForge Studios Ltd</w:t>
+        <w:t xml:space="preserve">Version 2.1 — Glassforge Games Ltd.</w:t>
       </w:r>
     </w:p>
     <w:p>
@@ -93,7 +93,7 @@
           <w:sz w:val="20"/>
           <w:szCs w:val="20"/>
         </w:rPr>
-        <w:t xml:space="preserve">diceforgestudios.pages.dev</w:t>
+        <w:t xml:space="preserve">glassforge.pages.dev</w:t>
       </w:r>
     </w:p>
     <w:p>
@@ -115,7 +115,7 @@
           <w:sz w:val="32"/>
           <w:szCs w:val="32"/>
         </w:rPr>
-        <w:t xml:space="preserve">What’s New in v7.1</w:t>
+        <w:t xml:space="preserve">What’s New in v2.1</w:t>
       </w:r>
     </w:p>
     <w:p>
@@ -133,7 +133,7 @@
           <w:sz w:val="20"/>
           <w:szCs w:val="20"/>
         </w:rPr>
-        <w:t xml:space="preserve">Version 7.1 is a complete overhaul of the vehicle construction interface. Seventeen separate controls — buttons, selectors, and modifications — have been replaced with six unified sliders. The result is a tool that builds combat-ready vehicles in under a minute while maintaining 94% accuracy against 102 published Savage Worlds vehicles.</w:t>
+        <w:t xml:space="preserve">Version 2.1 is a complete overhaul of the vehicle construction interface. Seventeen separate controls — buttons, selectors, and modifications — have been replaced with six unified sliders. The result is a tool that builds combat-ready vehicles in under a minute while maintaining 94% accuracy against 102 published Savage Worlds vehicles.</w:t>
       </w:r>
     </w:p>
     <w:p>
@@ -184,7 +184,7 @@
           <w:sz w:val="22"/>
           <w:szCs w:val="22"/>
         </w:rPr>
-        <w:t xml:space="preserve">Removed in v7.0–7.1</w:t>
+        <w:t xml:space="preserve">Removed in v2.0–2.1</w:t>
       </w:r>
     </w:p>
     <w:p>
@@ -218,7 +218,7 @@
           <w:sz w:val="22"/>
           <w:szCs w:val="22"/>
         </w:rPr>
-        <w:t xml:space="preserve">Added in v7.0–7.1</w:t>
+        <w:t xml:space="preserve">Added in v2.0–2.1</w:t>
       </w:r>
     </w:p>
     <w:p>
@@ -11978,7 +11978,7 @@
           <w:sz w:val="32"/>
           <w:szCs w:val="32"/>
         </w:rPr>
-        <w:t xml:space="preserve">DiceForge Threat Grades</w:t>
+        <w:t xml:space="preserve">Glassforge Threat Grades</w:t>
       </w:r>
     </w:p>
     <w:p>
@@ -12705,7 +12705,7 @@
           <w:sz w:val="20"/>
           <w:szCs w:val="20"/>
         </w:rPr>
-        <w:t xml:space="preserve">Each grade has +/− subdivisions based on position within the band. A vehicle near the top of B band shows B+, near the bottom shows B−. This is DiceForge’s own IP-clean rating system, distinct from any published source.</w:t>
+        <w:t xml:space="preserve">Each grade has +/− subdivisions based on position within the band. A vehicle near the top of B band shows B+, near the bottom shows B−. This is Glassforge’s own IP-clean rating system, distinct from any published source.</w:t>
       </w:r>
     </w:p>
     <w:p>
@@ -21733,7 +21733,7 @@
                 <w:sz w:val="18"/>
                 <w:szCs w:val="18"/>
               </w:rPr>
-              <w:t xml:space="preserve">v7.1</w:t>
+              <w:t xml:space="preserve">v2.1</w:t>
             </w:r>
           </w:p>
         </w:tc>
@@ -21826,7 +21826,7 @@
                 <w:sz w:val="18"/>
                 <w:szCs w:val="18"/>
               </w:rPr>
-              <w:t xml:space="preserve">v7.0</w:t>
+              <w:t xml:space="preserve">v2.0</w:t>
             </w:r>
           </w:p>
         </w:tc>
@@ -21920,7 +21920,7 @@
                 <w:sz w:val="18"/>
                 <w:szCs w:val="18"/>
               </w:rPr>
-              <w:t xml:space="preserve">v6.7</w:t>
+              <w:t xml:space="preserve">v1.7</w:t>
             </w:r>
           </w:p>
         </w:tc>
@@ -22013,7 +22013,7 @@
                 <w:sz w:val="18"/>
                 <w:szCs w:val="18"/>
               </w:rPr>
-              <w:t xml:space="preserve">v6.6</w:t>
+              <w:t xml:space="preserve">v1.6</w:t>
             </w:r>
           </w:p>
         </w:tc>
@@ -22107,7 +22107,7 @@
                 <w:sz w:val="18"/>
                 <w:szCs w:val="18"/>
               </w:rPr>
-              <w:t xml:space="preserve">v6.4</w:t>
+              <w:t xml:space="preserve">v1.4</w:t>
             </w:r>
           </w:p>
         </w:tc>
@@ -22169,7 +22169,7 @@
                 <w:sz w:val="18"/>
                 <w:szCs w:val="18"/>
               </w:rPr>
-              <w:t xml:space="preserve">Companion Guide first edition, DiceForge Threat Grade system</w:t>
+              <w:t xml:space="preserve">Companion Guide first edition, Glassforge Threat Grade system</w:t>
             </w:r>
           </w:p>
         </w:tc>
@@ -22200,7 +22200,7 @@
                 <w:sz w:val="18"/>
                 <w:szCs w:val="18"/>
               </w:rPr>
-              <w:t xml:space="preserve">v6.0</w:t>
+              <w:t xml:space="preserve">v1.0</w:t>
             </w:r>
           </w:p>
         </w:tc>
@@ -22289,7 +22289,7 @@
           <w:sz w:val="28"/>
           <w:szCs w:val="28"/>
         </w:rPr>
-        <w:t xml:space="preserve">VEHICLE FORGE v7.1</w:t>
+        <w:t xml:space="preserve">VEHICLE FORGE v2.1</w:t>
       </w:r>
     </w:p>
     <w:p>
@@ -22304,7 +22304,7 @@
           <w:sz w:val="22"/>
           <w:szCs w:val="22"/>
         </w:rPr>
-        <w:t xml:space="preserve">DiceForge Studios Ltd</w:t>
+        <w:t xml:space="preserve">Glassforge Games Ltd.</w:t>
       </w:r>
     </w:p>
     <w:p>
@@ -22319,7 +22319,7 @@
           <w:sz w:val="20"/>
           <w:szCs w:val="20"/>
         </w:rPr>
-        <w:t xml:space="preserve">diceforgestudios.pages.dev/combat-vehicle-forge</w:t>
+        <w:t xml:space="preserve">glassforge.pages.dev/vehicle-forge</w:t>
       </w:r>
     </w:p>
     <w:p>
@@ -22350,7 +22350,7 @@
           <w:sz w:val="16"/>
           <w:szCs w:val="16"/>
         </w:rPr>
-        <w:t xml:space="preserve">© 2026 DiceForge Studios Ltd. All rights reserved.</w:t>
+        <w:t xml:space="preserve">© 2026 Glassforge Games Ltd. All rights reserved.</w:t>
       </w:r>
     </w:p>
     <w:sectPr>
